--- a/manuals/user manual watermaker IOT.docx
+++ b/manuals/user manual watermaker IOT.docx
@@ -119,17 +119,36 @@
         </w:rPr>
         <w:t xml:space="preserve"> system (</w:t>
       </w:r>
-      <w:hyperlink r:id="rId6" w:tgtFrame="_new" w:history="1">
-        <w:r>
-          <w:rPr>
-            <w:rStyle w:val="Hipervnculo"/>
-            <w:rFonts w:ascii="Segoe UI" w:hAnsi="Segoe UI" w:cs="Segoe UI"/>
-            <w:bdr w:val="single" w:sz="2" w:space="0" w:color="D9D9E3" w:frame="1"/>
-            <w:lang w:val="en-US"/>
-          </w:rPr>
-          <w:t>http://watermaker.se</w:t>
-        </w:r>
-      </w:hyperlink>
+      <w:r>
+        <w:fldChar w:fldCharType="begin"/>
+      </w:r>
+      <w:r>
+        <w:rPr>
+          <w:lang w:val="en-US"/>
+        </w:rPr>
+        <w:instrText>HYPERLINK "http://watermaker.se" \t "_new"</w:instrText>
+      </w:r>
+      <w:r>
+        <w:fldChar w:fldCharType="separate"/>
+      </w:r>
+      <w:r>
+        <w:rPr>
+          <w:rStyle w:val="Hipervnculo"/>
+          <w:rFonts w:ascii="Segoe UI" w:hAnsi="Segoe UI" w:cs="Segoe UI"/>
+          <w:bdr w:val="single" w:sz="2" w:space="0" w:color="D9D9E3" w:frame="1"/>
+          <w:lang w:val="en-US"/>
+        </w:rPr>
+        <w:t>http://watermaker.se</w:t>
+      </w:r>
+      <w:r>
+        <w:rPr>
+          <w:rStyle w:val="Hipervnculo"/>
+          <w:rFonts w:ascii="Segoe UI" w:hAnsi="Segoe UI" w:cs="Segoe UI"/>
+          <w:bdr w:val="single" w:sz="2" w:space="0" w:color="D9D9E3" w:frame="1"/>
+          <w:lang w:val="en-US"/>
+        </w:rPr>
+        <w:fldChar w:fldCharType="end"/>
+      </w:r>
       <w:r>
         <w:rPr>
           <w:rFonts w:ascii="Segoe UI" w:hAnsi="Segoe UI" w:cs="Segoe UI"/>
@@ -876,7 +895,7 @@
                     <pic:cNvPicPr/>
                   </pic:nvPicPr>
                   <pic:blipFill>
-                    <a:blip r:embed="rId7"/>
+                    <a:blip r:embed="rId6"/>
                     <a:stretch>
                       <a:fillRect/>
                     </a:stretch>
@@ -1561,7 +1580,7 @@
                     <pic:cNvPicPr/>
                   </pic:nvPicPr>
                   <pic:blipFill>
-                    <a:blip r:embed="rId8"/>
+                    <a:blip r:embed="rId7"/>
                     <a:stretch>
                       <a:fillRect/>
                     </a:stretch>
@@ -1892,6 +1911,170 @@
     </w:p>
     <w:p>
       <w:pPr>
+        <w:pStyle w:val="Ttulo2"/>
+        <w:pBdr>
+          <w:top w:val="single" w:sz="2" w:space="0" w:color="D9D9E3"/>
+          <w:left w:val="single" w:sz="2" w:space="0" w:color="D9D9E3"/>
+          <w:bottom w:val="single" w:sz="2" w:space="0" w:color="D9D9E3"/>
+          <w:right w:val="single" w:sz="2" w:space="0" w:color="D9D9E3"/>
+        </w:pBdr>
+        <w:rPr>
+          <w:rFonts w:ascii="Segoe UI" w:hAnsi="Segoe UI" w:cs="Segoe UI"/>
+        </w:rPr>
+      </w:pPr>
+      <w:r>
+        <w:rPr>
+          <w:rFonts w:ascii="Segoe UI" w:hAnsi="Segoe UI" w:cs="Segoe UI"/>
+        </w:rPr>
+        <w:t>Indicator Lights</w:t>
+      </w:r>
+    </w:p>
+    <w:p>
+      <w:pPr>
+        <w:pStyle w:val="NormalWeb"/>
+        <w:pBdr>
+          <w:top w:val="single" w:sz="2" w:space="0" w:color="D9D9E3"/>
+          <w:left w:val="single" w:sz="2" w:space="0" w:color="D9D9E3"/>
+          <w:bottom w:val="single" w:sz="2" w:space="0" w:color="D9D9E3"/>
+          <w:right w:val="single" w:sz="2" w:space="0" w:color="D9D9E3"/>
+        </w:pBdr>
+        <w:spacing w:before="300" w:beforeAutospacing="0" w:after="300" w:afterAutospacing="0"/>
+        <w:rPr>
+          <w:rFonts w:ascii="Segoe UI" w:hAnsi="Segoe UI" w:cs="Segoe UI"/>
+          <w:color w:val="374151"/>
+          <w:lang w:val="en-US"/>
+        </w:rPr>
+      </w:pPr>
+      <w:r>
+        <w:rPr>
+          <w:rStyle w:val="nfasis"/>
+          <w:rFonts w:ascii="Segoe UI" w:hAnsi="Segoe UI" w:cs="Segoe UI"/>
+          <w:color w:val="374151"/>
+          <w:bdr w:val="single" w:sz="2" w:space="0" w:color="D9D9E3" w:frame="1"/>
+          <w:lang w:val="en-US"/>
+        </w:rPr>
+        <w:t>Red LED (Status Indicator)</w:t>
+      </w:r>
+    </w:p>
+    <w:p>
+      <w:pPr>
+        <w:pStyle w:val="NormalWeb"/>
+        <w:numPr>
+          <w:ilvl w:val="0"/>
+          <w:numId w:val="24"/>
+        </w:numPr>
+        <w:pBdr>
+          <w:top w:val="single" w:sz="2" w:space="0" w:color="D9D9E3"/>
+          <w:left w:val="single" w:sz="2" w:space="5" w:color="D9D9E3"/>
+          <w:bottom w:val="single" w:sz="2" w:space="0" w:color="D9D9E3"/>
+          <w:right w:val="single" w:sz="2" w:space="0" w:color="D9D9E3"/>
+        </w:pBdr>
+        <w:spacing w:before="0" w:beforeAutospacing="0" w:after="0" w:afterAutospacing="0"/>
+        <w:rPr>
+          <w:rFonts w:ascii="Segoe UI" w:hAnsi="Segoe UI" w:cs="Segoe UI"/>
+          <w:color w:val="374151"/>
+          <w:lang w:val="en-US"/>
+        </w:rPr>
+      </w:pPr>
+      <w:r>
+        <w:rPr>
+          <w:rStyle w:val="Textoennegrita"/>
+          <w:rFonts w:ascii="Segoe UI" w:hAnsi="Segoe UI" w:cs="Segoe UI"/>
+          <w:color w:val="374151"/>
+          <w:bdr w:val="single" w:sz="2" w:space="0" w:color="D9D9E3" w:frame="1"/>
+          <w:lang w:val="en-US"/>
+        </w:rPr>
+        <w:t>Solid On:</w:t>
+      </w:r>
+      <w:r>
+        <w:rPr>
+          <w:rFonts w:ascii="Segoe UI" w:hAnsi="Segoe UI" w:cs="Segoe UI"/>
+          <w:color w:val="374151"/>
+          <w:lang w:val="en-US"/>
+        </w:rPr>
+        <w:t xml:space="preserve"> The red LED remains solidly lit when the device is powered. This indicates that the device is receiving power and is operational.</w:t>
+      </w:r>
+    </w:p>
+    <w:p>
+      <w:pPr>
+        <w:pStyle w:val="NormalWeb"/>
+        <w:numPr>
+          <w:ilvl w:val="0"/>
+          <w:numId w:val="24"/>
+        </w:numPr>
+        <w:pBdr>
+          <w:top w:val="single" w:sz="2" w:space="0" w:color="D9D9E3"/>
+          <w:left w:val="single" w:sz="2" w:space="5" w:color="D9D9E3"/>
+          <w:bottom w:val="single" w:sz="2" w:space="0" w:color="D9D9E3"/>
+          <w:right w:val="single" w:sz="2" w:space="0" w:color="D9D9E3"/>
+        </w:pBdr>
+        <w:spacing w:before="0" w:beforeAutospacing="0" w:after="0" w:afterAutospacing="0"/>
+        <w:rPr>
+          <w:rFonts w:ascii="Segoe UI" w:hAnsi="Segoe UI" w:cs="Segoe UI"/>
+          <w:color w:val="374151"/>
+          <w:lang w:val="en-US"/>
+        </w:rPr>
+      </w:pPr>
+      <w:r>
+        <w:rPr>
+          <w:rStyle w:val="Textoennegrita"/>
+          <w:rFonts w:ascii="Segoe UI" w:hAnsi="Segoe UI" w:cs="Segoe UI"/>
+          <w:color w:val="374151"/>
+          <w:bdr w:val="single" w:sz="2" w:space="0" w:color="D9D9E3" w:frame="1"/>
+          <w:lang w:val="en-US"/>
+        </w:rPr>
+        <w:t>LED Off:</w:t>
+      </w:r>
+      <w:r>
+        <w:rPr>
+          <w:rFonts w:ascii="Segoe UI" w:hAnsi="Segoe UI" w:cs="Segoe UI"/>
+          <w:color w:val="374151"/>
+          <w:lang w:val="en-US"/>
+        </w:rPr>
+        <w:t xml:space="preserve"> The red LED turns off when the device successfully establishes a connection to the network. This signifies that the device is connected to a network, either through Station Mode (connecting to an existing WiFi network) or Access Point (AP) Mode (creating its own WiFi network).</w:t>
+      </w:r>
+    </w:p>
+    <w:p>
+      <w:pPr>
+        <w:pStyle w:val="NormalWeb"/>
+        <w:numPr>
+          <w:ilvl w:val="0"/>
+          <w:numId w:val="24"/>
+        </w:numPr>
+        <w:pBdr>
+          <w:top w:val="single" w:sz="2" w:space="0" w:color="D9D9E3"/>
+          <w:left w:val="single" w:sz="2" w:space="5" w:color="D9D9E3"/>
+          <w:bottom w:val="single" w:sz="2" w:space="0" w:color="D9D9E3"/>
+          <w:right w:val="single" w:sz="2" w:space="0" w:color="D9D9E3"/>
+        </w:pBdr>
+        <w:spacing w:before="0" w:beforeAutospacing="0" w:after="0" w:afterAutospacing="0"/>
+        <w:rPr>
+          <w:rFonts w:ascii="Segoe UI" w:hAnsi="Segoe UI" w:cs="Segoe UI"/>
+          <w:color w:val="374151"/>
+          <w:lang w:val="en-US"/>
+        </w:rPr>
+      </w:pPr>
+      <w:r>
+        <w:rPr>
+          <w:rStyle w:val="Textoennegrita"/>
+          <w:rFonts w:ascii="Segoe UI" w:hAnsi="Segoe UI" w:cs="Segoe UI"/>
+          <w:color w:val="374151"/>
+          <w:bdr w:val="single" w:sz="2" w:space="0" w:color="D9D9E3" w:frame="1"/>
+          <w:lang w:val="en-US"/>
+        </w:rPr>
+        <w:t>Blinking (Flashing):</w:t>
+      </w:r>
+      <w:r>
+        <w:rPr>
+          <w:rFonts w:ascii="Segoe UI" w:hAnsi="Segoe UI" w:cs="Segoe UI"/>
+          <w:color w:val="374151"/>
+          <w:lang w:val="en-US"/>
+        </w:rPr>
+        <w:t xml:space="preserve"> The red LED blinks or flashes each time data is transmitted to the SignalK server. This serves as a visual confirmation that the device is actively sending pressure data to the SignalK server, indicating its functionality and data communication activity.</w:t>
+      </w:r>
+    </w:p>
+    <w:p>
+      <w:pPr>
         <w:pStyle w:val="NormalWeb"/>
         <w:pBdr>
           <w:top w:val="single" w:sz="2" w:space="0" w:color="D9D9E3"/>
@@ -2070,6 +2253,7 @@
         <w:rPr>
           <w:rFonts w:ascii="Segoe UI" w:hAnsi="Segoe UI" w:cs="Segoe UI"/>
         </w:rPr>
+        <w:lastRenderedPageBreak/>
         <w:t>SignalK</w:t>
       </w:r>
       <w:proofErr w:type="spellEnd"/>
@@ -2452,7 +2636,6 @@
           <w:rFonts w:ascii="Segoe UI" w:hAnsi="Segoe UI" w:cs="Segoe UI"/>
           <w:color w:val="374151"/>
         </w:rPr>
-        <w:lastRenderedPageBreak/>
         <w:t>Save the Configuration: Once you have specified the data type as "</w:t>
       </w:r>
       <w:proofErr w:type="spellStart"/>
@@ -2684,6 +2867,10 @@
         </w:rPr>
       </w:pPr>
       <w:r>
+        <w:rPr>
+          <w:noProof/>
+        </w:rPr>
+        <w:lastRenderedPageBreak/>
         <w:drawing>
           <wp:inline distT="0" distB="0" distL="0" distR="0" wp14:anchorId="3FA3860C" wp14:editId="7F5A4163">
             <wp:extent cx="3781068" cy="2618740"/>
@@ -2700,7 +2887,7 @@
                     <pic:cNvPicPr/>
                   </pic:nvPicPr>
                   <pic:blipFill>
-                    <a:blip r:embed="rId9"/>
+                    <a:blip r:embed="rId8"/>
                     <a:stretch>
                       <a:fillRect/>
                     </a:stretch>
@@ -2839,7 +3026,6 @@
         <w:rPr>
           <w:rFonts w:ascii="Segoe UI" w:hAnsi="Segoe UI" w:cs="Segoe UI"/>
         </w:rPr>
-        <w:lastRenderedPageBreak/>
         <w:t>Access Point (AP) Password Reset</w:t>
       </w:r>
     </w:p>
@@ -4396,6 +4582,155 @@
     </w:lvl>
   </w:abstractNum>
   <w:abstractNum w:abstractNumId="18" w15:restartNumberingAfterBreak="0">
+    <w:nsid w:val="5BF520E8"/>
+    <w:multiLevelType w:val="multilevel"/>
+    <w:tmpl w:val="3F24BB02"/>
+    <w:lvl w:ilvl="0">
+      <w:start w:val="1"/>
+      <w:numFmt w:val="bullet"/>
+      <w:lvlText w:val=""/>
+      <w:lvlJc w:val="left"/>
+      <w:pPr>
+        <w:tabs>
+          <w:tab w:val="num" w:pos="720"/>
+        </w:tabs>
+        <w:ind w:left="720" w:hanging="360"/>
+      </w:pPr>
+      <w:rPr>
+        <w:rFonts w:ascii="Symbol" w:hAnsi="Symbol" w:hint="default"/>
+        <w:sz w:val="20"/>
+      </w:rPr>
+    </w:lvl>
+    <w:lvl w:ilvl="1" w:tentative="1">
+      <w:start w:val="1"/>
+      <w:numFmt w:val="bullet"/>
+      <w:lvlText w:val="o"/>
+      <w:lvlJc w:val="left"/>
+      <w:pPr>
+        <w:tabs>
+          <w:tab w:val="num" w:pos="1440"/>
+        </w:tabs>
+        <w:ind w:left="1440" w:hanging="360"/>
+      </w:pPr>
+      <w:rPr>
+        <w:rFonts w:ascii="Courier New" w:hAnsi="Courier New" w:hint="default"/>
+        <w:sz w:val="20"/>
+      </w:rPr>
+    </w:lvl>
+    <w:lvl w:ilvl="2" w:tentative="1">
+      <w:start w:val="1"/>
+      <w:numFmt w:val="bullet"/>
+      <w:lvlText w:val=""/>
+      <w:lvlJc w:val="left"/>
+      <w:pPr>
+        <w:tabs>
+          <w:tab w:val="num" w:pos="2160"/>
+        </w:tabs>
+        <w:ind w:left="2160" w:hanging="360"/>
+      </w:pPr>
+      <w:rPr>
+        <w:rFonts w:ascii="Wingdings" w:hAnsi="Wingdings" w:hint="default"/>
+        <w:sz w:val="20"/>
+      </w:rPr>
+    </w:lvl>
+    <w:lvl w:ilvl="3" w:tentative="1">
+      <w:start w:val="1"/>
+      <w:numFmt w:val="bullet"/>
+      <w:lvlText w:val=""/>
+      <w:lvlJc w:val="left"/>
+      <w:pPr>
+        <w:tabs>
+          <w:tab w:val="num" w:pos="2880"/>
+        </w:tabs>
+        <w:ind w:left="2880" w:hanging="360"/>
+      </w:pPr>
+      <w:rPr>
+        <w:rFonts w:ascii="Wingdings" w:hAnsi="Wingdings" w:hint="default"/>
+        <w:sz w:val="20"/>
+      </w:rPr>
+    </w:lvl>
+    <w:lvl w:ilvl="4" w:tentative="1">
+      <w:start w:val="1"/>
+      <w:numFmt w:val="bullet"/>
+      <w:lvlText w:val=""/>
+      <w:lvlJc w:val="left"/>
+      <w:pPr>
+        <w:tabs>
+          <w:tab w:val="num" w:pos="3600"/>
+        </w:tabs>
+        <w:ind w:left="3600" w:hanging="360"/>
+      </w:pPr>
+      <w:rPr>
+        <w:rFonts w:ascii="Wingdings" w:hAnsi="Wingdings" w:hint="default"/>
+        <w:sz w:val="20"/>
+      </w:rPr>
+    </w:lvl>
+    <w:lvl w:ilvl="5" w:tentative="1">
+      <w:start w:val="1"/>
+      <w:numFmt w:val="bullet"/>
+      <w:lvlText w:val=""/>
+      <w:lvlJc w:val="left"/>
+      <w:pPr>
+        <w:tabs>
+          <w:tab w:val="num" w:pos="4320"/>
+        </w:tabs>
+        <w:ind w:left="4320" w:hanging="360"/>
+      </w:pPr>
+      <w:rPr>
+        <w:rFonts w:ascii="Wingdings" w:hAnsi="Wingdings" w:hint="default"/>
+        <w:sz w:val="20"/>
+      </w:rPr>
+    </w:lvl>
+    <w:lvl w:ilvl="6" w:tentative="1">
+      <w:start w:val="1"/>
+      <w:numFmt w:val="bullet"/>
+      <w:lvlText w:val=""/>
+      <w:lvlJc w:val="left"/>
+      <w:pPr>
+        <w:tabs>
+          <w:tab w:val="num" w:pos="5040"/>
+        </w:tabs>
+        <w:ind w:left="5040" w:hanging="360"/>
+      </w:pPr>
+      <w:rPr>
+        <w:rFonts w:ascii="Wingdings" w:hAnsi="Wingdings" w:hint="default"/>
+        <w:sz w:val="20"/>
+      </w:rPr>
+    </w:lvl>
+    <w:lvl w:ilvl="7" w:tentative="1">
+      <w:start w:val="1"/>
+      <w:numFmt w:val="bullet"/>
+      <w:lvlText w:val=""/>
+      <w:lvlJc w:val="left"/>
+      <w:pPr>
+        <w:tabs>
+          <w:tab w:val="num" w:pos="5760"/>
+        </w:tabs>
+        <w:ind w:left="5760" w:hanging="360"/>
+      </w:pPr>
+      <w:rPr>
+        <w:rFonts w:ascii="Wingdings" w:hAnsi="Wingdings" w:hint="default"/>
+        <w:sz w:val="20"/>
+      </w:rPr>
+    </w:lvl>
+    <w:lvl w:ilvl="8" w:tentative="1">
+      <w:start w:val="1"/>
+      <w:numFmt w:val="bullet"/>
+      <w:lvlText w:val=""/>
+      <w:lvlJc w:val="left"/>
+      <w:pPr>
+        <w:tabs>
+          <w:tab w:val="num" w:pos="6480"/>
+        </w:tabs>
+        <w:ind w:left="6480" w:hanging="360"/>
+      </w:pPr>
+      <w:rPr>
+        <w:rFonts w:ascii="Wingdings" w:hAnsi="Wingdings" w:hint="default"/>
+        <w:sz w:val="20"/>
+      </w:rPr>
+    </w:lvl>
+  </w:abstractNum>
+  <w:abstractNum w:abstractNumId="19" w15:restartNumberingAfterBreak="0">
     <w:nsid w:val="69813BF5"/>
     <w:multiLevelType w:val="multilevel"/>
     <w:tmpl w:val="E51E4118"/>
@@ -4544,7 +4879,7 @@
       </w:rPr>
     </w:lvl>
   </w:abstractNum>
-  <w:abstractNum w:abstractNumId="19" w15:restartNumberingAfterBreak="0">
+  <w:abstractNum w:abstractNumId="20" w15:restartNumberingAfterBreak="0">
     <w:nsid w:val="73392698"/>
     <w:multiLevelType w:val="multilevel"/>
     <w:tmpl w:val="A522A7A2"/>
@@ -4657,7 +4992,7 @@
       </w:pPr>
     </w:lvl>
   </w:abstractNum>
-  <w:abstractNum w:abstractNumId="20" w15:restartNumberingAfterBreak="0">
+  <w:abstractNum w:abstractNumId="21" w15:restartNumberingAfterBreak="0">
     <w:nsid w:val="7D5F0888"/>
     <w:multiLevelType w:val="multilevel"/>
     <w:tmpl w:val="DBFE1DF6"/>
@@ -4806,7 +5141,7 @@
       </w:rPr>
     </w:lvl>
   </w:abstractNum>
-  <w:abstractNum w:abstractNumId="21" w15:restartNumberingAfterBreak="0">
+  <w:abstractNum w:abstractNumId="22" w15:restartNumberingAfterBreak="0">
     <w:nsid w:val="7E263CA6"/>
     <w:multiLevelType w:val="multilevel"/>
     <w:tmpl w:val="DFDA39C0"/>
@@ -4919,7 +5254,7 @@
       </w:pPr>
     </w:lvl>
   </w:abstractNum>
-  <w:abstractNum w:abstractNumId="22" w15:restartNumberingAfterBreak="0">
+  <w:abstractNum w:abstractNumId="23" w15:restartNumberingAfterBreak="0">
     <w:nsid w:val="7EDD2A8D"/>
     <w:multiLevelType w:val="multilevel"/>
     <w:tmpl w:val="3C6EC9FE"/>
@@ -5114,7 +5449,7 @@
     <w:abstractNumId w:val="16"/>
   </w:num>
   <w:num w:numId="16" w16cid:durableId="1559626548">
-    <w:abstractNumId w:val="22"/>
+    <w:abstractNumId w:val="23"/>
   </w:num>
   <w:num w:numId="17" w16cid:durableId="655115309">
     <w:abstractNumId w:val="9"/>
@@ -5123,19 +5458,22 @@
     <w:abstractNumId w:val="15"/>
   </w:num>
   <w:num w:numId="19" w16cid:durableId="2020035931">
+    <w:abstractNumId w:val="21"/>
+  </w:num>
+  <w:num w:numId="20" w16cid:durableId="1081411169">
+    <w:abstractNumId w:val="19"/>
+  </w:num>
+  <w:num w:numId="21" w16cid:durableId="1319961168">
     <w:abstractNumId w:val="20"/>
   </w:num>
-  <w:num w:numId="20" w16cid:durableId="1081411169">
-    <w:abstractNumId w:val="18"/>
-  </w:num>
-  <w:num w:numId="21" w16cid:durableId="1319961168">
-    <w:abstractNumId w:val="19"/>
-  </w:num>
   <w:num w:numId="22" w16cid:durableId="1968195869">
-    <w:abstractNumId w:val="21"/>
+    <w:abstractNumId w:val="22"/>
   </w:num>
   <w:num w:numId="23" w16cid:durableId="1405102928">
     <w:abstractNumId w:val="11"/>
+  </w:num>
+  <w:num w:numId="24" w16cid:durableId="1585601485">
+    <w:abstractNumId w:val="18"/>
   </w:num>
 </w:numbering>
 </file>
@@ -5743,6 +6081,7 @@
   <w:style w:type="character" w:default="1" w:styleId="Fuentedeprrafopredeter">
     <w:name w:val="Default Paragraph Font"/>
     <w:uiPriority w:val="1"/>
+    <w:semiHidden/>
     <w:unhideWhenUsed/>
   </w:style>
   <w:style w:type="table" w:default="1" w:styleId="Tablanormal">
